--- a/power-query-demo-day-notes.docx
+++ b/power-query-demo-day-notes.docx
@@ -55,7 +55,7 @@
           <w:sz w:val="22"/>
           <w:szCs w:val="22"/>
         </w:rPr>
-        <w:t xml:space="preserve">. Practice files: </w:t>
+        <w:t>. Practice workbook: power-query-demo-day-data.xlsx. Use the worksheet named for each demo. The supplied files are ready for you to follow along; no membership is required.</w:t>
       </w:r>
       <w:r>
         <w:rPr>
@@ -66,16 +66,14 @@
           <w:sz w:val="21"/>
           <w:szCs w:val="21"/>
         </w:rPr>
-        <w:t xml:space="preserve">penguins.xlsx</w:t>
-      </w:r>
-      <w:r>
-        <w:rPr>
-          <w:rFonts w:ascii="Arial" w:cs="Arial" w:eastAsia="Arial" w:hAnsi="Arial"/>
-          <w:color w:val="404040"/>
-          <w:sz w:val="22"/>
-          <w:szCs w:val="22"/>
-        </w:rPr>
-        <w:t xml:space="preserve">, </w:t>
+      </w:r>
+      <w:r>
+        <w:rPr>
+          <w:rFonts w:ascii="Arial" w:cs="Arial" w:eastAsia="Arial" w:hAnsi="Arial"/>
+          <w:color w:val="404040"/>
+          <w:sz w:val="22"/>
+          <w:szCs w:val="22"/>
+        </w:rPr>
       </w:r>
       <w:r>
         <w:rPr>
@@ -86,16 +84,14 @@
           <w:sz w:val="21"/>
           <w:szCs w:val="21"/>
         </w:rPr>
-        <w:t xml:space="preserve">office-rsvps.xlsx</w:t>
-      </w:r>
-      <w:r>
-        <w:rPr>
-          <w:rFonts w:ascii="Arial" w:cs="Arial" w:eastAsia="Arial" w:hAnsi="Arial"/>
-          <w:color w:val="404040"/>
-          <w:sz w:val="22"/>
-          <w:szCs w:val="22"/>
-        </w:rPr>
-        <w:t xml:space="preserve">, and </w:t>
+      </w:r>
+      <w:r>
+        <w:rPr>
+          <w:rFonts w:ascii="Arial" w:cs="Arial" w:eastAsia="Arial" w:hAnsi="Arial"/>
+          <w:color w:val="404040"/>
+          <w:sz w:val="22"/>
+          <w:szCs w:val="22"/>
+        </w:rPr>
       </w:r>
       <w:r>
         <w:rPr>
@@ -106,16 +102,14 @@
           <w:sz w:val="21"/>
           <w:szCs w:val="21"/>
         </w:rPr>
-        <w:t xml:space="preserve">wholesale-customers.xlsx</w:t>
-      </w:r>
-      <w:r>
-        <w:rPr>
-          <w:rFonts w:ascii="Arial" w:cs="Arial" w:eastAsia="Arial" w:hAnsi="Arial"/>
-          <w:color w:val="404040"/>
-          <w:sz w:val="22"/>
-          <w:szCs w:val="22"/>
-        </w:rPr>
-        <w:t xml:space="preserve">.</w:t>
+      </w:r>
+      <w:r>
+        <w:rPr>
+          <w:rFonts w:ascii="Arial" w:cs="Arial" w:eastAsia="Arial" w:hAnsi="Arial"/>
+          <w:color w:val="404040"/>
+          <w:sz w:val="22"/>
+          <w:szCs w:val="22"/>
+        </w:rPr>
       </w:r>
     </w:p>
     <w:p>
@@ -139,7 +133,7 @@
           <w:sz w:val="22"/>
           <w:szCs w:val="22"/>
         </w:rPr>
-        <w:t xml:space="preserve">File: </w:t>
+        <w:t>Workbook: power-query-demo-day-data.xlsx   ·   Worksheet: wholesale-customers</w:t>
       </w:r>
       <w:r>
         <w:rPr>
@@ -150,7 +144,6 @@
           <w:sz w:val="21"/>
           <w:szCs w:val="21"/>
         </w:rPr>
-        <w:t xml:space="preserve">wholesale-customers.xlsx</w:t>
       </w:r>
     </w:p>
     <w:p>
@@ -365,7 +358,7 @@
           <w:sz w:val="22"/>
           <w:szCs w:val="22"/>
         </w:rPr>
-        <w:t xml:space="preserve">File: </w:t>
+        <w:t>Workbook: power-query-demo-day-data.xlsx   ·   Worksheet: penguins</w:t>
       </w:r>
       <w:r>
         <w:rPr>
@@ -376,7 +369,6 @@
           <w:sz w:val="21"/>
           <w:szCs w:val="21"/>
         </w:rPr>
-        <w:t xml:space="preserve">penguins.xlsx</w:t>
       </w:r>
       <w:r>
         <w:rPr>
@@ -484,47 +476,43 @@
           <w:sz w:val="22"/>
           <w:szCs w:val="22"/>
         </w:rPr>
-        <w:t xml:space="preserve">Excel converts the range to a </w:t>
-      </w:r>
-      <w:r>
-        <w:rPr>
-          <w:rFonts w:ascii="Arial" w:cs="Arial" w:eastAsia="Arial" w:hAnsi="Arial"/>
-          <w:b/>
-          <w:bCs/>
-          <w:color w:val="1F2120"/>
-          <w:sz w:val="22"/>
-          <w:szCs w:val="22"/>
-        </w:rPr>
-        <w:t xml:space="preserve">Table</w:t>
-      </w:r>
-      <w:r>
-        <w:rPr>
-          <w:rFonts w:ascii="Arial" w:cs="Arial" w:eastAsia="Arial" w:hAnsi="Arial"/>
-          <w:color w:val="404040"/>
-          <w:sz w:val="22"/>
-          <w:szCs w:val="22"/>
-        </w:rPr>
-        <w:t xml:space="preserve">, and the </w:t>
-      </w:r>
-      <w:r>
-        <w:rPr>
-          <w:rFonts w:ascii="Arial" w:cs="Arial" w:eastAsia="Arial" w:hAnsi="Arial"/>
-          <w:b/>
-          <w:bCs/>
-          <w:color w:val="1F2120"/>
-          <w:sz w:val="22"/>
-          <w:szCs w:val="22"/>
-        </w:rPr>
-        <w:t xml:space="preserve">Power Query Editor</w:t>
-      </w:r>
-      <w:r>
-        <w:rPr>
-          <w:rFonts w:ascii="Arial" w:cs="Arial" w:eastAsia="Arial" w:hAnsi="Arial"/>
-          <w:color w:val="404040"/>
-          <w:sz w:val="22"/>
-          <w:szCs w:val="22"/>
-        </w:rPr>
-        <w:t xml:space="preserve"> opens.</w:t>
+        <w:t>The penguins data is already an Excel Table. The Power Query Editor opens.</w:t>
+      </w:r>
+      <w:r>
+        <w:rPr>
+          <w:rFonts w:ascii="Arial" w:cs="Arial" w:eastAsia="Arial" w:hAnsi="Arial"/>
+          <w:b/>
+          <w:bCs/>
+          <w:color w:val="1F2120"/>
+          <w:sz w:val="22"/>
+          <w:szCs w:val="22"/>
+        </w:rPr>
+      </w:r>
+      <w:r>
+        <w:rPr>
+          <w:rFonts w:ascii="Arial" w:cs="Arial" w:eastAsia="Arial" w:hAnsi="Arial"/>
+          <w:color w:val="404040"/>
+          <w:sz w:val="22"/>
+          <w:szCs w:val="22"/>
+        </w:rPr>
+      </w:r>
+      <w:r>
+        <w:rPr>
+          <w:rFonts w:ascii="Arial" w:cs="Arial" w:eastAsia="Arial" w:hAnsi="Arial"/>
+          <w:b/>
+          <w:bCs/>
+          <w:color w:val="1F2120"/>
+          <w:sz w:val="22"/>
+          <w:szCs w:val="22"/>
+        </w:rPr>
+      </w:r>
+      <w:r>
+        <w:rPr>
+          <w:rFonts w:ascii="Arial" w:cs="Arial" w:eastAsia="Arial" w:hAnsi="Arial"/>
+          <w:color w:val="404040"/>
+          <w:sz w:val="22"/>
+          <w:szCs w:val="22"/>
+        </w:rPr>
       </w:r>
     </w:p>
     <w:p>
@@ -1081,7 +1069,7 @@
           <w:sz w:val="22"/>
           <w:szCs w:val="22"/>
         </w:rPr>
-        <w:t xml:space="preserve">File: </w:t>
+        <w:t>Workbook: power-query-demo-day-data.xlsx   ·   Worksheet: signups</w:t>
       </w:r>
       <w:r>
         <w:rPr>
@@ -1092,27 +1080,24 @@
           <w:sz w:val="21"/>
           <w:szCs w:val="21"/>
         </w:rPr>
-        <w:t xml:space="preserve">office-rsvps.xlsx</w:t>
-      </w:r>
-      <w:r>
-        <w:rPr>
-          <w:rFonts w:ascii="Arial" w:cs="Arial" w:eastAsia="Arial" w:hAnsi="Arial"/>
-          <w:color w:val="404040"/>
-          <w:sz w:val="22"/>
-          <w:szCs w:val="22"/>
-        </w:rPr>
-        <w:t xml:space="preserve">   ·   Worksheet: </w:t>
-      </w:r>
-      <w:r>
-        <w:rPr>
-          <w:rFonts w:ascii="Arial" w:cs="Arial" w:eastAsia="Arial" w:hAnsi="Arial"/>
-          <w:b/>
-          <w:bCs/>
-          <w:color w:val="1F2120"/>
-          <w:sz w:val="22"/>
-          <w:szCs w:val="22"/>
-        </w:rPr>
-        <w:t xml:space="preserve">signups</w:t>
+      </w:r>
+      <w:r>
+        <w:rPr>
+          <w:rFonts w:ascii="Arial" w:cs="Arial" w:eastAsia="Arial" w:hAnsi="Arial"/>
+          <w:color w:val="404040"/>
+          <w:sz w:val="22"/>
+          <w:szCs w:val="22"/>
+        </w:rPr>
+      </w:r>
+      <w:r>
+        <w:rPr>
+          <w:rFonts w:ascii="Arial" w:cs="Arial" w:eastAsia="Arial" w:hAnsi="Arial"/>
+          <w:b/>
+          <w:bCs/>
+          <w:color w:val="1F2120"/>
+          <w:sz w:val="22"/>
+          <w:szCs w:val="22"/>
+        </w:rPr>
       </w:r>
     </w:p>
     <w:p>
@@ -1585,27 +1570,25 @@
           <w:sz w:val="22"/>
           <w:szCs w:val="22"/>
         </w:rPr>
-        <w:t xml:space="preserve">In </w:t>
-      </w:r>
-      <w:r>
-        <w:rPr>
-          <w:rFonts w:ascii="Arial" w:cs="Arial" w:eastAsia="Arial" w:hAnsi="Arial"/>
-          <w:b/>
-          <w:bCs/>
-          <w:color w:val="1F2120"/>
-          <w:sz w:val="22"/>
-          <w:szCs w:val="22"/>
-        </w:rPr>
-        <w:t xml:space="preserve">Queries &amp; Connections</w:t>
-      </w:r>
-      <w:r>
-        <w:rPr>
-          <w:rFonts w:ascii="Arial" w:cs="Arial" w:eastAsia="Arial" w:hAnsi="Arial"/>
-          <w:color w:val="404040"/>
-          <w:sz w:val="22"/>
-          <w:szCs w:val="22"/>
-        </w:rPr>
-        <w:t xml:space="preserve">, rename the query from </w:t>
+        <w:t>In Queries &amp; Connections, rename the new query to party_rsvp.</w:t>
+      </w:r>
+      <w:r>
+        <w:rPr>
+          <w:rFonts w:ascii="Arial" w:cs="Arial" w:eastAsia="Arial" w:hAnsi="Arial"/>
+          <w:b/>
+          <w:bCs/>
+          <w:color w:val="1F2120"/>
+          <w:sz w:val="22"/>
+          <w:szCs w:val="22"/>
+        </w:rPr>
+      </w:r>
+      <w:r>
+        <w:rPr>
+          <w:rFonts w:ascii="Arial" w:cs="Arial" w:eastAsia="Arial" w:hAnsi="Arial"/>
+          <w:color w:val="404040"/>
+          <w:sz w:val="22"/>
+          <w:szCs w:val="22"/>
+        </w:rPr>
       </w:r>
       <w:r>
         <w:rPr>
@@ -1616,16 +1599,14 @@
           <w:sz w:val="21"/>
           <w:szCs w:val="21"/>
         </w:rPr>
-        <w:t xml:space="preserve">Table1</w:t>
-      </w:r>
-      <w:r>
-        <w:rPr>
-          <w:rFonts w:ascii="Arial" w:cs="Arial" w:eastAsia="Arial" w:hAnsi="Arial"/>
-          <w:color w:val="404040"/>
-          <w:sz w:val="22"/>
-          <w:szCs w:val="22"/>
-        </w:rPr>
-        <w:t xml:space="preserve"> to </w:t>
+      </w:r>
+      <w:r>
+        <w:rPr>
+          <w:rFonts w:ascii="Arial" w:cs="Arial" w:eastAsia="Arial" w:hAnsi="Arial"/>
+          <w:color w:val="404040"/>
+          <w:sz w:val="22"/>
+          <w:szCs w:val="22"/>
+        </w:rPr>
       </w:r>
       <w:r>
         <w:rPr>
@@ -1636,16 +1617,14 @@
           <w:sz w:val="21"/>
           <w:szCs w:val="21"/>
         </w:rPr>
-        <w:t xml:space="preserve">party_rsvp</w:t>
-      </w:r>
-      <w:r>
-        <w:rPr>
-          <w:rFonts w:ascii="Arial" w:cs="Arial" w:eastAsia="Arial" w:hAnsi="Arial"/>
-          <w:color w:val="404040"/>
-          <w:sz w:val="22"/>
-          <w:szCs w:val="22"/>
-        </w:rPr>
-        <w:t xml:space="preserve">.</w:t>
+      </w:r>
+      <w:r>
+        <w:rPr>
+          <w:rFonts w:ascii="Arial" w:cs="Arial" w:eastAsia="Arial" w:hAnsi="Arial"/>
+          <w:color w:val="404040"/>
+          <w:sz w:val="22"/>
+          <w:szCs w:val="22"/>
+        </w:rPr>
       </w:r>
     </w:p>
     <w:p>
@@ -1739,7 +1718,7 @@
           <w:sz w:val="22"/>
           <w:szCs w:val="22"/>
         </w:rPr>
-        <w:t xml:space="preserve">File: </w:t>
+        <w:t>Workbook: power-query-demo-day-data.xlsx   ·   Worksheet: wholesale-customers</w:t>
       </w:r>
       <w:r>
         <w:rPr>
@@ -1750,7 +1729,6 @@
           <w:sz w:val="21"/>
           <w:szCs w:val="21"/>
         </w:rPr>
-        <w:t xml:space="preserve">wholesale-customers.xlsx</w:t>
       </w:r>
     </w:p>
     <w:p>
@@ -2073,16 +2051,15 @@
           <w:sz w:val="22"/>
           <w:szCs w:val="22"/>
         </w:rPr>
-        <w:t xml:space="preserve">Get the recording and all downloads.</w:t>
-      </w:r>
-      <w:r>
-        <w:rPr>
-          <w:rFonts w:ascii="Arial" w:cs="Arial" w:eastAsia="Arial" w:hAnsi="Arial"/>
-          <w:color w:val="404040"/>
-          <w:sz w:val="22"/>
-          <w:szCs w:val="22"/>
-        </w:rPr>
-        <w:t xml:space="preserve"> Join the membership: </w:t>
+        <w:t>Practice with the supplied workbook. Revisit penguins, signups, and wholesale-customers in power-query-demo-day-data.xlsx; roster is included as an additional practice sheet.</w:t>
+      </w:r>
+      <w:r>
+        <w:rPr>
+          <w:rFonts w:ascii="Arial" w:cs="Arial" w:eastAsia="Arial" w:hAnsi="Arial"/>
+          <w:color w:val="404040"/>
+          <w:sz w:val="22"/>
+          <w:szCs w:val="22"/>
+        </w:rPr>
       </w:r>
       <w:hyperlink w:history="1" r:id="rIdupmqvdawarchm4yxxeyud">
         <w:r>
